--- a/practice/data/theory/jungol/01_초등(미완)/1주차(숙제 없음)/2026년_1차_초등_수업_교사용_2019-2025.docx
+++ b/practice/data/theory/jungol/01_초등(미완)/1주차(숙제 없음)/2026년_1차_초등_수업_교사용_2019-2025.docx
@@ -721,12 +721,6 @@
     </w:p>
     <w:p>
       <w:pPr>
-        <w:pStyle w:val="a7"/>
-        <w:numPr>
-          <w:ilvl w:val="0"/>
-          <w:numId w:val="31"/>
-        </w:numPr>
-        <w:ind w:leftChars="0"/>
         <w:rPr>
           <w:rFonts w:ascii="Consolas" w:eastAsiaTheme="minorHAnsi" w:hAnsi="Consolas" w:cs="Consolas"/>
           <w:sz w:val="24"/>
@@ -740,7 +734,34 @@
           <w:sz w:val="24"/>
           <w:szCs w:val="24"/>
         </w:rPr>
+        <w:t>연습</w:t>
+      </w:r>
+      <w:r>
+        <w:rPr>
+          <w:rFonts w:ascii="Consolas" w:eastAsiaTheme="minorHAnsi" w:hAnsi="Consolas" w:cs="Consolas" w:hint="eastAsia"/>
+          <w:b/>
+          <w:sz w:val="24"/>
+          <w:szCs w:val="24"/>
+        </w:rPr>
         <w:t>문제</w:t>
+      </w:r>
+      <w:r>
+        <w:rPr>
+          <w:rFonts w:ascii="Consolas" w:eastAsiaTheme="minorHAnsi" w:hAnsi="Consolas" w:cs="Consolas" w:hint="eastAsia"/>
+          <w:b/>
+          <w:sz w:val="24"/>
+          <w:szCs w:val="24"/>
+        </w:rPr>
+        <w:t xml:space="preserve"> </w:t>
+      </w:r>
+      <w:r>
+        <w:rPr>
+          <w:rFonts w:ascii="Consolas" w:eastAsiaTheme="minorHAnsi" w:hAnsi="Consolas" w:cs="Consolas"/>
+          <w:b/>
+          <w:sz w:val="24"/>
+          <w:szCs w:val="24"/>
+        </w:rPr>
+        <w:t>1</w:t>
       </w:r>
       <w:r>
         <w:rPr>
@@ -1204,12 +1225,6 @@
     </w:p>
     <w:p>
       <w:pPr>
-        <w:pStyle w:val="a7"/>
-        <w:numPr>
-          <w:ilvl w:val="0"/>
-          <w:numId w:val="31"/>
-        </w:numPr>
-        <w:ind w:leftChars="0"/>
         <w:rPr>
           <w:rFonts w:ascii="Consolas" w:eastAsiaTheme="minorHAnsi" w:hAnsi="Consolas" w:cs="Consolas"/>
           <w:sz w:val="24"/>
@@ -1223,7 +1238,34 @@
           <w:sz w:val="24"/>
           <w:szCs w:val="24"/>
         </w:rPr>
+        <w:t>연습</w:t>
+      </w:r>
+      <w:r>
+        <w:rPr>
+          <w:rFonts w:ascii="Consolas" w:eastAsiaTheme="minorHAnsi" w:hAnsi="Consolas" w:cs="Consolas" w:hint="eastAsia"/>
+          <w:b/>
+          <w:sz w:val="24"/>
+          <w:szCs w:val="24"/>
+        </w:rPr>
         <w:t>문제</w:t>
+      </w:r>
+      <w:r>
+        <w:rPr>
+          <w:rFonts w:ascii="Consolas" w:eastAsiaTheme="minorHAnsi" w:hAnsi="Consolas" w:cs="Consolas" w:hint="eastAsia"/>
+          <w:b/>
+          <w:sz w:val="24"/>
+          <w:szCs w:val="24"/>
+        </w:rPr>
+        <w:t xml:space="preserve"> </w:t>
+      </w:r>
+      <w:r>
+        <w:rPr>
+          <w:rFonts w:ascii="Consolas" w:eastAsiaTheme="minorHAnsi" w:hAnsi="Consolas" w:cs="Consolas"/>
+          <w:b/>
+          <w:sz w:val="24"/>
+          <w:szCs w:val="24"/>
+        </w:rPr>
+        <w:t>2</w:t>
       </w:r>
       <w:r>
         <w:rPr>
@@ -12432,12 +12474,6 @@
     </w:p>
     <w:p>
       <w:pPr>
-        <w:pStyle w:val="a7"/>
-        <w:numPr>
-          <w:ilvl w:val="0"/>
-          <w:numId w:val="29"/>
-        </w:numPr>
-        <w:ind w:leftChars="0"/>
         <w:rPr>
           <w:rFonts w:ascii="Consolas" w:eastAsiaTheme="minorHAnsi" w:hAnsi="Consolas" w:cs="Consolas"/>
           <w:szCs w:val="24"/>
@@ -12449,7 +12485,31 @@
           <w:b/>
           <w:szCs w:val="24"/>
         </w:rPr>
+        <w:t>연습</w:t>
+      </w:r>
+      <w:r>
+        <w:rPr>
+          <w:rFonts w:ascii="Consolas" w:eastAsiaTheme="minorHAnsi" w:hAnsi="Consolas" w:cs="Consolas" w:hint="eastAsia"/>
+          <w:b/>
+          <w:szCs w:val="24"/>
+        </w:rPr>
         <w:t>문제</w:t>
+      </w:r>
+      <w:r>
+        <w:rPr>
+          <w:rFonts w:ascii="Consolas" w:eastAsiaTheme="minorHAnsi" w:hAnsi="Consolas" w:cs="Consolas" w:hint="eastAsia"/>
+          <w:b/>
+          <w:szCs w:val="24"/>
+        </w:rPr>
+        <w:t xml:space="preserve"> </w:t>
+      </w:r>
+      <w:r>
+        <w:rPr>
+          <w:rFonts w:ascii="Consolas" w:eastAsiaTheme="minorHAnsi" w:hAnsi="Consolas" w:cs="Consolas"/>
+          <w:b/>
+          <w:szCs w:val="24"/>
+        </w:rPr>
+        <w:t>3</w:t>
       </w:r>
       <w:r>
         <w:rPr>
@@ -12541,17 +12601,20 @@
       <w:tblPr>
         <w:tblStyle w:val="a9"/>
         <w:tblW w:w="0" w:type="auto"/>
-        <w:tblInd w:w="1160" w:type="dxa"/>
+        <w:jc w:val="center"/>
         <w:tblLook w:val="04A0" w:firstRow="1" w:lastRow="0" w:firstColumn="1" w:lastColumn="0" w:noHBand="0" w:noVBand="1"/>
       </w:tblPr>
       <w:tblGrid>
-        <w:gridCol w:w="1633"/>
+        <w:gridCol w:w="1638"/>
         <w:gridCol w:w="1665"/>
-        <w:gridCol w:w="1629"/>
-        <w:gridCol w:w="1629"/>
-        <w:gridCol w:w="1634"/>
+        <w:gridCol w:w="1638"/>
+        <w:gridCol w:w="1638"/>
+        <w:gridCol w:w="1638"/>
       </w:tblGrid>
       <w:tr>
+        <w:trPr>
+          <w:jc w:val="center"/>
+        </w:trPr>
         <w:tc>
           <w:tcPr>
             <w:tcW w:w="1638" w:type="dxa"/>
@@ -12678,6 +12741,9 @@
         </w:tc>
       </w:tr>
       <w:tr>
+        <w:trPr>
+          <w:jc w:val="center"/>
+        </w:trPr>
         <w:tc>
           <w:tcPr>
             <w:tcW w:w="1638" w:type="dxa"/>
@@ -15188,12 +15254,6 @@
     </w:p>
     <w:p>
       <w:pPr>
-        <w:pStyle w:val="a7"/>
-        <w:numPr>
-          <w:ilvl w:val="0"/>
-          <w:numId w:val="31"/>
-        </w:numPr>
-        <w:ind w:leftChars="0"/>
         <w:rPr>
           <w:rFonts w:ascii="Consolas" w:eastAsiaTheme="minorHAnsi" w:hAnsi="Consolas" w:cs="Consolas"/>
           <w:szCs w:val="24"/>
@@ -15205,7 +15265,31 @@
           <w:b/>
           <w:szCs w:val="24"/>
         </w:rPr>
+        <w:t>연습</w:t>
+      </w:r>
+      <w:r>
+        <w:rPr>
+          <w:rFonts w:ascii="Consolas" w:eastAsiaTheme="minorHAnsi" w:hAnsi="Consolas" w:cs="Consolas" w:hint="eastAsia"/>
+          <w:b/>
+          <w:szCs w:val="24"/>
+        </w:rPr>
         <w:t>문제</w:t>
+      </w:r>
+      <w:r>
+        <w:rPr>
+          <w:rFonts w:ascii="Consolas" w:eastAsiaTheme="minorHAnsi" w:hAnsi="Consolas" w:cs="Consolas" w:hint="eastAsia"/>
+          <w:b/>
+          <w:szCs w:val="24"/>
+        </w:rPr>
+        <w:t xml:space="preserve"> </w:t>
+      </w:r>
+      <w:r>
+        <w:rPr>
+          <w:rFonts w:ascii="Consolas" w:eastAsiaTheme="minorHAnsi" w:hAnsi="Consolas" w:cs="Consolas"/>
+          <w:b/>
+          <w:szCs w:val="24"/>
+        </w:rPr>
+        <w:t>4</w:t>
       </w:r>
       <w:r>
         <w:rPr>
@@ -15507,12 +15591,6 @@
     </w:p>
     <w:p>
       <w:pPr>
-        <w:pStyle w:val="a7"/>
-        <w:numPr>
-          <w:ilvl w:val="0"/>
-          <w:numId w:val="31"/>
-        </w:numPr>
-        <w:ind w:leftChars="0"/>
         <w:rPr>
           <w:rFonts w:ascii="Consolas" w:eastAsiaTheme="minorHAnsi" w:hAnsi="Consolas" w:cs="Consolas"/>
           <w:szCs w:val="24"/>
@@ -15524,7 +15602,7 @@
           <w:b/>
           <w:szCs w:val="24"/>
         </w:rPr>
-        <w:t>생각해보기</w:t>
+        <w:t>연습</w:t>
       </w:r>
       <w:r>
         <w:rPr>
@@ -15532,7 +15610,7 @@
           <w:b/>
           <w:szCs w:val="24"/>
         </w:rPr>
-        <w:t xml:space="preserve"> </w:t>
+        <w:t>문제</w:t>
       </w:r>
       <w:r>
         <w:rPr>
@@ -15540,14 +15618,22 @@
           <w:b/>
           <w:szCs w:val="24"/>
         </w:rPr>
-        <w:t>문제</w:t>
-      </w:r>
-      <w:r>
-        <w:rPr>
-          <w:rFonts w:ascii="Consolas" w:eastAsiaTheme="minorHAnsi" w:hAnsi="Consolas" w:cs="Consolas" w:hint="eastAsia"/>
+        <w:t xml:space="preserve"> </w:t>
+      </w:r>
+      <w:r>
+        <w:rPr>
+          <w:rFonts w:ascii="Consolas" w:eastAsiaTheme="minorHAnsi" w:hAnsi="Consolas" w:cs="Consolas"/>
           <w:b/>
           <w:szCs w:val="24"/>
         </w:rPr>
+        <w:t>5</w:t>
+      </w:r>
+      <w:r>
+        <w:rPr>
+          <w:rFonts w:ascii="Consolas" w:eastAsiaTheme="minorHAnsi" w:hAnsi="Consolas" w:cs="Consolas" w:hint="eastAsia"/>
+          <w:b/>
+          <w:szCs w:val="24"/>
+        </w:rPr>
         <w:t>)</w:t>
       </w:r>
       <w:r>
@@ -15632,14 +15718,7 @@
           <w:rFonts w:ascii="Consolas" w:eastAsiaTheme="minorHAnsi" w:hAnsi="Consolas" w:cs="Consolas"/>
           <w:szCs w:val="24"/>
         </w:rPr>
-        <w:t xml:space="preserve"> </w:t>
-      </w:r>
-      <w:r>
-        <w:rPr>
-          <w:rFonts w:ascii="Consolas" w:eastAsiaTheme="minorHAnsi" w:hAnsi="Consolas" w:cs="Consolas"/>
-          <w:szCs w:val="24"/>
-        </w:rPr>
-        <w:t xml:space="preserve">   </w:t>
+        <w:t xml:space="preserve">    </w:t>
       </w:r>
       <w:r>
         <w:rPr>
@@ -16301,7 +16380,7 @@
     <w:p>
       <w:pPr>
         <w:rPr>
-          <w:rFonts w:ascii="Consolas" w:eastAsiaTheme="minorHAnsi" w:hAnsi="Consolas" w:cs="Consolas" w:hint="eastAsia"/>
+          <w:rFonts w:ascii="Consolas" w:eastAsiaTheme="minorHAnsi" w:hAnsi="Consolas" w:cs="Consolas"/>
           <w:sz w:val="24"/>
           <w:szCs w:val="24"/>
         </w:rPr>
@@ -19522,7 +19601,7 @@
     <w:p>
       <w:pPr>
         <w:rPr>
-          <w:rFonts w:ascii="Consolas" w:eastAsiaTheme="minorHAnsi" w:hAnsi="Consolas" w:cs="Consolas" w:hint="eastAsia"/>
+          <w:rFonts w:ascii="Consolas" w:eastAsiaTheme="minorHAnsi" w:hAnsi="Consolas" w:cs="Consolas"/>
           <w:sz w:val="24"/>
           <w:szCs w:val="24"/>
         </w:rPr>
